--- a/70 - Produções/Cursos/Curso - Nome Provisório/10 - Raio X do Produto/Vigente/2026-07-28 - Raio X do Produto - deliberações atualizadas.docx
+++ b/70 - Produções/Cursos/Curso - Nome Provisório/10 - Raio X do Produto/Vigente/2026-07-28 - Raio X do Produto - deliberações atualizadas.docx
@@ -1197,7 +1197,7 @@
           <w:rFonts w:eastAsia="Times New Roman"/>
           <w:color w:val="000000"/>
         </w:rPr>
-        <w:t>O curso adota a consiliência como premissa e coloca diferentes áreas em diálogo: psicologia, neurociência, experiência clínica, filosofia, Medicina Tradicional Chinesa, práticas energéticas e espiritualidade. Cada uma oferece uma forma própria de olhar para a experiência humana. Elas serão relacionadas sem afirmar que dizem exatamente a mesma coisa e sem transformar uma delas na única explicação válida.</w:t>
+        <w:t>O curso assume o pluralismo epistemológico não redutivo e coloca diferentes regimes de conhecimento em diálogo: psicologia, neurociência, experiência clínica, filosofia, Medicina Tradicional Chinesa, práticas energéticas e espiritualidade. Cada um oferece uma perspectiva própria, e essa articulação expressa a identidade autoral integrada de Fabiano. Eles podem produzir traduções parciais sem equivalência, validação mútua obrigatória ou tribunal único.</w:t>
       </w:r>
     </w:p>
     <w:p>
